--- a/Драфт критерия А, Забнин Платон.docx
+++ b/Драфт критерия А, Забнин Платон.docx
@@ -3,38 +3,787 @@
 <w:document xmlns:wpc="http://schemas.microsoft.com/office/word/2010/wordprocessingCanvas" xmlns:cx="http://schemas.microsoft.com/office/drawing/2014/chartex" xmlns:cx1="http://schemas.microsoft.com/office/drawing/2015/9/8/chartex" xmlns:cx2="http://schemas.microsoft.com/office/drawing/2015/10/21/chartex" xmlns:cx3="http://schemas.microsoft.com/office/drawing/2016/5/9/chartex" xmlns:cx4="http://schemas.microsoft.com/office/drawing/2016/5/10/chartex" xmlns:cx5="http://schemas.microsoft.com/office/drawing/2016/5/11/chartex" xmlns:cx6="http://schemas.microsoft.com/office/drawing/2016/5/12/chartex" xmlns:cx7="http://schemas.microsoft.com/office/drawing/2016/5/13/chartex" xmlns:cx8="http://schemas.microsoft.com/office/drawing/2016/5/14/chartex" xmlns:mc="http://schemas.openxmlformats.org/markup-compatibility/2006" xmlns:aink="http://schemas.microsoft.com/office/drawing/2016/ink" xmlns:am3d="http://schemas.microsoft.com/office/drawing/2017/model3d" xmlns:o="urn:schemas-microsoft-com:office:office" xmlns:r="http://schemas.openxmlformats.org/officeDocument/2006/relationships" xmlns:m="http://schemas.openxmlformats.org/officeDocument/2006/math" xmlns:v="urn:schemas-microsoft-com:vml" xmlns:wp14="http://schemas.microsoft.com/office/word/2010/wordprocessingDrawing" xmlns:wp="http://schemas.openxmlformats.org/drawingml/2006/wordprocessingDrawing" xmlns:w10="urn:schemas-microsoft-com:office:word" xmlns:w="http://schemas.openxmlformats.org/wordprocessingml/2006/main" xmlns:w14="http://schemas.microsoft.com/office/word/2010/wordml" xmlns:w15="http://schemas.microsoft.com/office/word/2012/wordml" xmlns:w16cex="http://schemas.microsoft.com/office/word/2018/wordml/cex" xmlns:w16cid="http://schemas.microsoft.com/office/word/2016/wordml/cid" xmlns:w16="http://schemas.microsoft.com/office/word/2018/wordml" xmlns:w16sdtdh="http://schemas.microsoft.com/office/word/2020/wordml/sdtdatahash" xmlns:w16se="http://schemas.microsoft.com/office/word/2015/wordml/symex" xmlns:wpg="http://schemas.microsoft.com/office/word/2010/wordprocessingGroup" xmlns:wpi="http://schemas.microsoft.com/office/word/2010/wordprocessingInk" xmlns:wne="http://schemas.microsoft.com/office/word/2006/wordml" xmlns:wps="http://schemas.microsoft.com/office/word/2010/wordprocessingShape" mc:Ignorable="w14 w15 w16se w16cid w16 w16cex w16sdtdh wp14">
   <w:body>
     <w:p>
+      <w:pPr>
+        <w:rPr>
+          <w:rFonts w:ascii="Times New Roman" w:hAnsi="Times New Roman" w:cs="Times New Roman"/>
+          <w:sz w:val="28"/>
+          <w:szCs w:val="28"/>
+        </w:rPr>
+      </w:pPr>
       <w:r>
+        <w:rPr>
+          <w:rFonts w:ascii="Times New Roman" w:hAnsi="Times New Roman" w:cs="Times New Roman"/>
+          <w:sz w:val="28"/>
+          <w:szCs w:val="28"/>
+        </w:rPr>
         <w:t>Драфт отчёта</w:t>
       </w:r>
     </w:p>
     <w:p>
       <w:pPr>
         <w:ind w:firstLine="708"/>
+        <w:rPr>
+          <w:rFonts w:ascii="Times New Roman" w:hAnsi="Times New Roman" w:cs="Times New Roman"/>
+          <w:sz w:val="28"/>
+          <w:szCs w:val="28"/>
+        </w:rPr>
       </w:pPr>
       <w:r>
+        <w:rPr>
+          <w:rFonts w:ascii="Times New Roman" w:hAnsi="Times New Roman" w:cs="Times New Roman"/>
+          <w:sz w:val="28"/>
+          <w:szCs w:val="28"/>
+        </w:rPr>
         <w:t xml:space="preserve">Меня с детства очень сильно интересовала урбанистика и транспорт, а в последнее время - транспортное планирование. Из-за недостаточной осведомлённости людей (а в частности - моего окружения), было решено связать итоговый проект с транспортным планированием и моделированием, чтобы показать проблемы в городе и способы их решения. </w:t>
       </w:r>
     </w:p>
     <w:p>
       <w:pPr>
         <w:ind w:firstLine="708"/>
+        <w:rPr>
+          <w:rFonts w:ascii="Times New Roman" w:hAnsi="Times New Roman" w:cs="Times New Roman"/>
+          <w:sz w:val="28"/>
+          <w:szCs w:val="28"/>
+        </w:rPr>
       </w:pPr>
       <w:r>
+        <w:rPr>
+          <w:rFonts w:ascii="Times New Roman" w:hAnsi="Times New Roman" w:cs="Times New Roman"/>
+          <w:sz w:val="28"/>
+          <w:szCs w:val="28"/>
+        </w:rPr>
         <w:t xml:space="preserve">Существующие аналоги есть, но чаще всего они описаны сухим не всегда понятным языком, а сами алгоритмы моделирования скрыты внутри программ-аналогов так, что не понятно, какой способ используется. Также я не нашёл статей, где описаны алгоритмы с их реализацией, или статей, где разные методы проектирования собраны в единую систему, или статей, где выявляется существующие проблемы именно моделированием и предлагают универсальные способы их решения. Ссылки на существующие статьи или описания будут приведены в источниках к статье. </w:t>
       </w:r>
     </w:p>
     <w:p>
       <w:pPr>
         <w:ind w:firstLine="708"/>
+        <w:rPr>
+          <w:rFonts w:ascii="Times New Roman" w:hAnsi="Times New Roman" w:cs="Times New Roman"/>
+          <w:sz w:val="28"/>
+          <w:szCs w:val="28"/>
+        </w:rPr>
       </w:pPr>
       <w:r>
+        <w:rPr>
+          <w:rFonts w:ascii="Times New Roman" w:hAnsi="Times New Roman" w:cs="Times New Roman"/>
+          <w:sz w:val="28"/>
+          <w:szCs w:val="28"/>
+        </w:rPr>
         <w:t>Продукт - статья с дополнительными материалами (код), которая будет объяснять, какие алгоритмы моделирования ДТС можно использовать, к каким результатам они приведут и как исправить существующие проблемы.</w:t>
       </w:r>
     </w:p>
     <w:p>
       <w:pPr>
         <w:ind w:firstLine="708"/>
-      </w:pPr>
+        <w:rPr>
+          <w:rFonts w:ascii="Times New Roman" w:hAnsi="Times New Roman" w:cs="Times New Roman"/>
+          <w:sz w:val="28"/>
+          <w:szCs w:val="28"/>
+        </w:rPr>
+      </w:pPr>
+      <w:r>
+        <w:rPr>
+          <w:rFonts w:ascii="Times New Roman" w:hAnsi="Times New Roman" w:cs="Times New Roman"/>
+          <w:sz w:val="28"/>
+          <w:szCs w:val="28"/>
+        </w:rPr>
+        <w:t xml:space="preserve">Образовательная цель: После прочтения статьи её читатели должны иметь представление о том, как смоделировать транспортную сеть своего города, найти в ней слабые места и улучшить её. </w:t>
+      </w:r>
+    </w:p>
+    <w:p>
+      <w:pPr>
+        <w:ind w:firstLine="708"/>
+        <w:rPr>
+          <w:rFonts w:ascii="Times New Roman" w:hAnsi="Times New Roman" w:cs="Times New Roman"/>
+          <w:sz w:val="28"/>
+          <w:szCs w:val="28"/>
+        </w:rPr>
+      </w:pPr>
+      <w:r>
+        <w:rPr>
+          <w:rFonts w:ascii="Times New Roman" w:hAnsi="Times New Roman" w:cs="Times New Roman"/>
+          <w:sz w:val="28"/>
+          <w:szCs w:val="28"/>
+        </w:rPr>
+        <w:t>Продуктовая цель: разобраться, как работают алгоритмы и собрать их воедино в одну статью, добавляя пояснения и понятную реализацию</w:t>
+      </w:r>
+    </w:p>
+    <w:p>
+      <w:pPr>
+        <w:jc w:val="center"/>
+        <w:rPr>
+          <w:rFonts w:ascii="Times New Roman" w:hAnsi="Times New Roman" w:cs="Times New Roman"/>
+          <w:sz w:val="28"/>
+          <w:szCs w:val="28"/>
+        </w:rPr>
+      </w:pPr>
+      <w:r>
+        <w:rPr>
+          <w:rFonts w:ascii="Times New Roman" w:hAnsi="Times New Roman" w:cs="Times New Roman"/>
+          <w:sz w:val="28"/>
+          <w:szCs w:val="28"/>
+        </w:rPr>
+        <w:t>КРИТЕРИИ ОЦЕНИВАНИЯ ПРОДУКТА</w:t>
+      </w:r>
+    </w:p>
+    <w:tbl>
+      <w:tblPr>
+        <w:tblStyle w:val="a3"/>
+        <w:tblW w:w="0" w:type="auto"/>
+        <w:tblLook w:val="04A0" w:firstRow="1" w:lastRow="0" w:firstColumn="1" w:lastColumn="0" w:noHBand="0" w:noVBand="1"/>
+      </w:tblPr>
+      <w:tblGrid>
+        <w:gridCol w:w="1379"/>
+        <w:gridCol w:w="2139"/>
+        <w:gridCol w:w="2176"/>
+        <w:gridCol w:w="2055"/>
+        <w:gridCol w:w="1596"/>
+      </w:tblGrid>
+      <w:tr>
+        <w:tc>
+          <w:tcPr>
+            <w:tcW w:w="1130" w:type="dxa"/>
+          </w:tcPr>
+          <w:p>
+            <w:pPr>
+              <w:rPr>
+                <w:rFonts w:ascii="Times New Roman" w:hAnsi="Times New Roman" w:cs="Times New Roman"/>
+                <w:sz w:val="28"/>
+                <w:szCs w:val="28"/>
+              </w:rPr>
+            </w:pPr>
+            <w:r>
+              <w:rPr>
+                <w:rFonts w:ascii="Times New Roman" w:hAnsi="Times New Roman" w:cs="Times New Roman"/>
+                <w:sz w:val="28"/>
+                <w:szCs w:val="28"/>
+              </w:rPr>
+              <w:t>Критерий</w:t>
+            </w:r>
+          </w:p>
+        </w:tc>
+        <w:tc>
+          <w:tcPr>
+            <w:tcW w:w="2409" w:type="dxa"/>
+          </w:tcPr>
+          <w:p>
+            <w:pPr>
+              <w:rPr>
+                <w:rFonts w:ascii="Times New Roman" w:hAnsi="Times New Roman" w:cs="Times New Roman"/>
+                <w:sz w:val="28"/>
+                <w:szCs w:val="28"/>
+              </w:rPr>
+            </w:pPr>
+            <w:r>
+              <w:rPr>
+                <w:rFonts w:ascii="Times New Roman" w:hAnsi="Times New Roman" w:cs="Times New Roman"/>
+                <w:sz w:val="28"/>
+                <w:szCs w:val="28"/>
+              </w:rPr>
+              <w:t>Понятность статьи</w:t>
+            </w:r>
+          </w:p>
+        </w:tc>
+        <w:tc>
+          <w:tcPr>
+            <w:tcW w:w="2268" w:type="dxa"/>
+          </w:tcPr>
+          <w:p>
+            <w:pPr>
+              <w:rPr>
+                <w:rFonts w:ascii="Times New Roman" w:hAnsi="Times New Roman" w:cs="Times New Roman"/>
+                <w:sz w:val="28"/>
+                <w:szCs w:val="28"/>
+              </w:rPr>
+            </w:pPr>
+            <w:r>
+              <w:rPr>
+                <w:rFonts w:ascii="Times New Roman" w:hAnsi="Times New Roman" w:cs="Times New Roman"/>
+                <w:sz w:val="28"/>
+                <w:szCs w:val="28"/>
+              </w:rPr>
+              <w:t>Охват информации</w:t>
+            </w:r>
+          </w:p>
+        </w:tc>
+        <w:tc>
+          <w:tcPr>
+            <w:tcW w:w="1843" w:type="dxa"/>
+          </w:tcPr>
+          <w:p>
+            <w:pPr>
+              <w:rPr>
+                <w:rFonts w:ascii="Times New Roman" w:hAnsi="Times New Roman" w:cs="Times New Roman"/>
+                <w:sz w:val="28"/>
+                <w:szCs w:val="28"/>
+              </w:rPr>
+            </w:pPr>
+            <w:r>
+              <w:rPr>
+                <w:rFonts w:ascii="Times New Roman" w:hAnsi="Times New Roman" w:cs="Times New Roman"/>
+                <w:sz w:val="28"/>
+                <w:szCs w:val="28"/>
+              </w:rPr>
+              <w:t>Алгоритмы моделирования</w:t>
+            </w:r>
+          </w:p>
+        </w:tc>
+        <w:tc>
+          <w:tcPr>
+            <w:tcW w:w="1695" w:type="dxa"/>
+          </w:tcPr>
+          <w:p>
+            <w:pPr>
+              <w:rPr>
+                <w:rFonts w:ascii="Times New Roman" w:hAnsi="Times New Roman" w:cs="Times New Roman"/>
+                <w:sz w:val="28"/>
+                <w:szCs w:val="28"/>
+              </w:rPr>
+            </w:pPr>
+            <w:r>
+              <w:rPr>
+                <w:rFonts w:ascii="Times New Roman" w:hAnsi="Times New Roman" w:cs="Times New Roman"/>
+                <w:sz w:val="28"/>
+                <w:szCs w:val="28"/>
+              </w:rPr>
+              <w:t>Обратна связь от экспертов</w:t>
+            </w:r>
+          </w:p>
+        </w:tc>
+      </w:tr>
+      <w:tr>
+        <w:tc>
+          <w:tcPr>
+            <w:tcW w:w="1130" w:type="dxa"/>
+          </w:tcPr>
+          <w:p>
+            <w:pPr>
+              <w:rPr>
+                <w:rFonts w:ascii="Times New Roman" w:hAnsi="Times New Roman" w:cs="Times New Roman"/>
+                <w:sz w:val="28"/>
+                <w:szCs w:val="28"/>
+              </w:rPr>
+            </w:pPr>
+            <w:r>
+              <w:rPr>
+                <w:rFonts w:ascii="Times New Roman" w:hAnsi="Times New Roman" w:cs="Times New Roman"/>
+                <w:sz w:val="28"/>
+                <w:szCs w:val="28"/>
+              </w:rPr>
+              <w:t>7-8</w:t>
+            </w:r>
+          </w:p>
+        </w:tc>
+        <w:tc>
+          <w:tcPr>
+            <w:tcW w:w="2409" w:type="dxa"/>
+          </w:tcPr>
+          <w:p>
+            <w:pPr>
+              <w:rPr>
+                <w:rFonts w:ascii="Times New Roman" w:hAnsi="Times New Roman" w:cs="Times New Roman"/>
+                <w:sz w:val="28"/>
+                <w:szCs w:val="28"/>
+              </w:rPr>
+            </w:pPr>
+            <w:r>
+              <w:rPr>
+                <w:rFonts w:ascii="Times New Roman" w:hAnsi="Times New Roman" w:cs="Times New Roman"/>
+                <w:sz w:val="28"/>
+                <w:szCs w:val="28"/>
+              </w:rPr>
+              <w:t>Статья полностью понятна человеку, который раньше не встречался с этой темой</w:t>
+            </w:r>
+          </w:p>
+        </w:tc>
+        <w:tc>
+          <w:tcPr>
+            <w:tcW w:w="2268" w:type="dxa"/>
+          </w:tcPr>
+          <w:p>
+            <w:pPr>
+              <w:rPr>
+                <w:rFonts w:ascii="Times New Roman" w:hAnsi="Times New Roman" w:cs="Times New Roman"/>
+                <w:sz w:val="28"/>
+                <w:szCs w:val="28"/>
+              </w:rPr>
+            </w:pPr>
+            <w:r>
+              <w:rPr>
+                <w:rFonts w:ascii="Times New Roman" w:hAnsi="Times New Roman" w:cs="Times New Roman"/>
+                <w:sz w:val="28"/>
+                <w:szCs w:val="28"/>
+              </w:rPr>
+              <w:t>Исходя из данных в статье, можно смоделировать и улучшить ДТС в любой ситуации (для любой локации)</w:t>
+            </w:r>
+          </w:p>
+        </w:tc>
+        <w:tc>
+          <w:tcPr>
+            <w:tcW w:w="1843" w:type="dxa"/>
+          </w:tcPr>
+          <w:p>
+            <w:pPr>
+              <w:rPr>
+                <w:rFonts w:ascii="Times New Roman" w:hAnsi="Times New Roman" w:cs="Times New Roman"/>
+                <w:sz w:val="28"/>
+                <w:szCs w:val="28"/>
+              </w:rPr>
+            </w:pPr>
+            <w:r>
+              <w:rPr>
+                <w:rFonts w:ascii="Times New Roman" w:hAnsi="Times New Roman" w:cs="Times New Roman"/>
+                <w:sz w:val="28"/>
+                <w:szCs w:val="28"/>
+              </w:rPr>
+              <w:t xml:space="preserve">В статье использованы сложные и собственные алгоритмы </w:t>
+            </w:r>
+          </w:p>
+        </w:tc>
+        <w:tc>
+          <w:tcPr>
+            <w:tcW w:w="1695" w:type="dxa"/>
+            <w:vMerge w:val="restart"/>
+          </w:tcPr>
+          <w:p>
+            <w:pPr>
+              <w:rPr>
+                <w:rFonts w:ascii="Times New Roman" w:hAnsi="Times New Roman" w:cs="Times New Roman"/>
+                <w:sz w:val="28"/>
+                <w:szCs w:val="28"/>
+              </w:rPr>
+            </w:pPr>
+            <w:r>
+              <w:rPr>
+                <w:rFonts w:ascii="Times New Roman" w:hAnsi="Times New Roman" w:cs="Times New Roman"/>
+                <w:sz w:val="28"/>
+                <w:szCs w:val="28"/>
+              </w:rPr>
+              <w:t>оценка от экспертов</w:t>
+            </w:r>
+          </w:p>
+        </w:tc>
+      </w:tr>
+      <w:tr>
+        <w:tc>
+          <w:tcPr>
+            <w:tcW w:w="1130" w:type="dxa"/>
+          </w:tcPr>
+          <w:p>
+            <w:pPr>
+              <w:rPr>
+                <w:rFonts w:ascii="Times New Roman" w:hAnsi="Times New Roman" w:cs="Times New Roman"/>
+                <w:sz w:val="28"/>
+                <w:szCs w:val="28"/>
+              </w:rPr>
+            </w:pPr>
+            <w:r>
+              <w:rPr>
+                <w:rFonts w:ascii="Times New Roman" w:hAnsi="Times New Roman" w:cs="Times New Roman"/>
+                <w:sz w:val="28"/>
+                <w:szCs w:val="28"/>
+              </w:rPr>
+              <w:t>5-6</w:t>
+            </w:r>
+          </w:p>
+        </w:tc>
+        <w:tc>
+          <w:tcPr>
+            <w:tcW w:w="2409" w:type="dxa"/>
+          </w:tcPr>
+          <w:p>
+            <w:pPr>
+              <w:rPr>
+                <w:rFonts w:ascii="Times New Roman" w:hAnsi="Times New Roman" w:cs="Times New Roman"/>
+                <w:sz w:val="28"/>
+                <w:szCs w:val="28"/>
+              </w:rPr>
+            </w:pPr>
+            <w:r>
+              <w:rPr>
+                <w:rFonts w:ascii="Times New Roman" w:hAnsi="Times New Roman" w:cs="Times New Roman"/>
+                <w:sz w:val="28"/>
+                <w:szCs w:val="28"/>
+              </w:rPr>
+              <w:t xml:space="preserve">Статья по большей части понятна человеку, который </w:t>
+            </w:r>
+            <w:r>
+              <w:rPr>
+                <w:rFonts w:ascii="Times New Roman" w:hAnsi="Times New Roman" w:cs="Times New Roman"/>
+                <w:sz w:val="28"/>
+                <w:szCs w:val="28"/>
+              </w:rPr>
+              <w:lastRenderedPageBreak/>
+              <w:t>раньше не встречался с этой темой</w:t>
+            </w:r>
+          </w:p>
+        </w:tc>
+        <w:tc>
+          <w:tcPr>
+            <w:tcW w:w="2268" w:type="dxa"/>
+          </w:tcPr>
+          <w:p>
+            <w:pPr>
+              <w:rPr>
+                <w:rFonts w:ascii="Times New Roman" w:hAnsi="Times New Roman" w:cs="Times New Roman"/>
+                <w:sz w:val="28"/>
+                <w:szCs w:val="28"/>
+              </w:rPr>
+            </w:pPr>
+            <w:r>
+              <w:rPr>
+                <w:rFonts w:ascii="Times New Roman" w:hAnsi="Times New Roman" w:cs="Times New Roman"/>
+                <w:sz w:val="28"/>
+                <w:szCs w:val="28"/>
+              </w:rPr>
+              <w:lastRenderedPageBreak/>
+              <w:t xml:space="preserve">Исходя из данных в статье, можно смоделировать </w:t>
+            </w:r>
+            <w:r>
+              <w:rPr>
+                <w:rFonts w:ascii="Times New Roman" w:hAnsi="Times New Roman" w:cs="Times New Roman"/>
+                <w:sz w:val="28"/>
+                <w:szCs w:val="28"/>
+              </w:rPr>
+              <w:lastRenderedPageBreak/>
+              <w:t>ДТС для любой локации</w:t>
+            </w:r>
+          </w:p>
+        </w:tc>
+        <w:tc>
+          <w:tcPr>
+            <w:tcW w:w="1843" w:type="dxa"/>
+          </w:tcPr>
+          <w:p>
+            <w:pPr>
+              <w:rPr>
+                <w:rFonts w:ascii="Times New Roman" w:hAnsi="Times New Roman" w:cs="Times New Roman"/>
+                <w:sz w:val="28"/>
+                <w:szCs w:val="28"/>
+              </w:rPr>
+            </w:pPr>
+            <w:r>
+              <w:rPr>
+                <w:rFonts w:ascii="Times New Roman" w:hAnsi="Times New Roman" w:cs="Times New Roman"/>
+                <w:sz w:val="28"/>
+                <w:szCs w:val="28"/>
+              </w:rPr>
+              <w:lastRenderedPageBreak/>
+              <w:t>В статье использованы собственные алгоритмы</w:t>
+            </w:r>
+          </w:p>
+        </w:tc>
+        <w:tc>
+          <w:tcPr>
+            <w:tcW w:w="1695" w:type="dxa"/>
+            <w:vMerge/>
+          </w:tcPr>
+          <w:p>
+            <w:pPr>
+              <w:rPr>
+                <w:rFonts w:ascii="Times New Roman" w:hAnsi="Times New Roman" w:cs="Times New Roman"/>
+                <w:sz w:val="28"/>
+                <w:szCs w:val="28"/>
+              </w:rPr>
+            </w:pPr>
+          </w:p>
+        </w:tc>
+      </w:tr>
+      <w:tr>
+        <w:tc>
+          <w:tcPr>
+            <w:tcW w:w="1130" w:type="dxa"/>
+          </w:tcPr>
+          <w:p>
+            <w:pPr>
+              <w:rPr>
+                <w:rFonts w:ascii="Times New Roman" w:hAnsi="Times New Roman" w:cs="Times New Roman"/>
+                <w:sz w:val="28"/>
+                <w:szCs w:val="28"/>
+              </w:rPr>
+            </w:pPr>
+            <w:r>
+              <w:rPr>
+                <w:rFonts w:ascii="Times New Roman" w:hAnsi="Times New Roman" w:cs="Times New Roman"/>
+                <w:sz w:val="28"/>
+                <w:szCs w:val="28"/>
+              </w:rPr>
+              <w:t>3-4</w:t>
+            </w:r>
+          </w:p>
+        </w:tc>
+        <w:tc>
+          <w:tcPr>
+            <w:tcW w:w="2409" w:type="dxa"/>
+          </w:tcPr>
+          <w:p>
+            <w:pPr>
+              <w:rPr>
+                <w:rFonts w:ascii="Times New Roman" w:hAnsi="Times New Roman" w:cs="Times New Roman"/>
+                <w:sz w:val="28"/>
+                <w:szCs w:val="28"/>
+              </w:rPr>
+            </w:pPr>
+            <w:r>
+              <w:rPr>
+                <w:rFonts w:ascii="Times New Roman" w:hAnsi="Times New Roman" w:cs="Times New Roman"/>
+                <w:sz w:val="28"/>
+                <w:szCs w:val="28"/>
+              </w:rPr>
+              <w:t>Статья частично понятна человеку, который раньше не встречался с этой темой</w:t>
+            </w:r>
+          </w:p>
+        </w:tc>
+        <w:tc>
+          <w:tcPr>
+            <w:tcW w:w="2268" w:type="dxa"/>
+          </w:tcPr>
+          <w:p>
+            <w:pPr>
+              <w:rPr>
+                <w:rFonts w:ascii="Times New Roman" w:hAnsi="Times New Roman" w:cs="Times New Roman"/>
+                <w:sz w:val="28"/>
+                <w:szCs w:val="28"/>
+              </w:rPr>
+            </w:pPr>
+            <w:r>
+              <w:rPr>
+                <w:rFonts w:ascii="Times New Roman" w:hAnsi="Times New Roman" w:cs="Times New Roman"/>
+                <w:sz w:val="28"/>
+                <w:szCs w:val="28"/>
+              </w:rPr>
+              <w:t>Исходя из данных в статье, можно смоделировать ДТС для заданных локаций в статье</w:t>
+            </w:r>
+          </w:p>
+        </w:tc>
+        <w:tc>
+          <w:tcPr>
+            <w:tcW w:w="1843" w:type="dxa"/>
+          </w:tcPr>
+          <w:p>
+            <w:pPr>
+              <w:rPr>
+                <w:rFonts w:ascii="Times New Roman" w:hAnsi="Times New Roman" w:cs="Times New Roman"/>
+                <w:sz w:val="28"/>
+                <w:szCs w:val="28"/>
+              </w:rPr>
+            </w:pPr>
+            <w:r>
+              <w:rPr>
+                <w:rFonts w:ascii="Times New Roman" w:hAnsi="Times New Roman" w:cs="Times New Roman"/>
+                <w:sz w:val="28"/>
+                <w:szCs w:val="28"/>
+              </w:rPr>
+              <w:t>В статье использованы алгоритмы средней сложности</w:t>
+            </w:r>
+          </w:p>
+        </w:tc>
+        <w:tc>
+          <w:tcPr>
+            <w:tcW w:w="1695" w:type="dxa"/>
+            <w:vMerge/>
+          </w:tcPr>
+          <w:p>
+            <w:pPr>
+              <w:rPr>
+                <w:rFonts w:ascii="Times New Roman" w:hAnsi="Times New Roman" w:cs="Times New Roman"/>
+                <w:sz w:val="28"/>
+                <w:szCs w:val="28"/>
+              </w:rPr>
+            </w:pPr>
+          </w:p>
+        </w:tc>
+      </w:tr>
+      <w:tr>
+        <w:tc>
+          <w:tcPr>
+            <w:tcW w:w="1130" w:type="dxa"/>
+          </w:tcPr>
+          <w:p>
+            <w:pPr>
+              <w:rPr>
+                <w:rFonts w:ascii="Times New Roman" w:hAnsi="Times New Roman" w:cs="Times New Roman"/>
+                <w:sz w:val="28"/>
+                <w:szCs w:val="28"/>
+              </w:rPr>
+            </w:pPr>
+            <w:r>
+              <w:rPr>
+                <w:rFonts w:ascii="Times New Roman" w:hAnsi="Times New Roman" w:cs="Times New Roman"/>
+                <w:sz w:val="28"/>
+                <w:szCs w:val="28"/>
+              </w:rPr>
+              <w:t>1-2</w:t>
+            </w:r>
+          </w:p>
+        </w:tc>
+        <w:tc>
+          <w:tcPr>
+            <w:tcW w:w="2409" w:type="dxa"/>
+          </w:tcPr>
+          <w:p>
+            <w:pPr>
+              <w:rPr>
+                <w:rFonts w:ascii="Times New Roman" w:hAnsi="Times New Roman" w:cs="Times New Roman"/>
+                <w:sz w:val="28"/>
+                <w:szCs w:val="28"/>
+              </w:rPr>
+            </w:pPr>
+            <w:r>
+              <w:rPr>
+                <w:rFonts w:ascii="Times New Roman" w:hAnsi="Times New Roman" w:cs="Times New Roman"/>
+                <w:sz w:val="28"/>
+                <w:szCs w:val="28"/>
+              </w:rPr>
+              <w:t>Статья не понятна</w:t>
+            </w:r>
+          </w:p>
+        </w:tc>
+        <w:tc>
+          <w:tcPr>
+            <w:tcW w:w="2268" w:type="dxa"/>
+          </w:tcPr>
+          <w:p>
+            <w:pPr>
+              <w:rPr>
+                <w:rFonts w:ascii="Times New Roman" w:hAnsi="Times New Roman" w:cs="Times New Roman"/>
+                <w:sz w:val="28"/>
+                <w:szCs w:val="28"/>
+              </w:rPr>
+            </w:pPr>
+            <w:r>
+              <w:rPr>
+                <w:rFonts w:ascii="Times New Roman" w:hAnsi="Times New Roman" w:cs="Times New Roman"/>
+                <w:sz w:val="28"/>
+                <w:szCs w:val="28"/>
+              </w:rPr>
+              <w:t>Исходя из данных в статье, нельзя смоделировать ДТС</w:t>
+            </w:r>
+          </w:p>
+        </w:tc>
+        <w:tc>
+          <w:tcPr>
+            <w:tcW w:w="1843" w:type="dxa"/>
+          </w:tcPr>
+          <w:p>
+            <w:pPr>
+              <w:rPr>
+                <w:rFonts w:ascii="Times New Roman" w:hAnsi="Times New Roman" w:cs="Times New Roman"/>
+                <w:sz w:val="28"/>
+                <w:szCs w:val="28"/>
+              </w:rPr>
+            </w:pPr>
+            <w:r>
+              <w:rPr>
+                <w:rFonts w:ascii="Times New Roman" w:hAnsi="Times New Roman" w:cs="Times New Roman"/>
+                <w:sz w:val="28"/>
+                <w:szCs w:val="28"/>
+              </w:rPr>
+              <w:t xml:space="preserve">В статье использованы простейшие алгоритмы </w:t>
+            </w:r>
+          </w:p>
+        </w:tc>
+        <w:tc>
+          <w:tcPr>
+            <w:tcW w:w="1695" w:type="dxa"/>
+            <w:vMerge/>
+          </w:tcPr>
+          <w:p>
+            <w:pPr>
+              <w:rPr>
+                <w:rFonts w:ascii="Times New Roman" w:hAnsi="Times New Roman" w:cs="Times New Roman"/>
+                <w:sz w:val="28"/>
+                <w:szCs w:val="28"/>
+              </w:rPr>
+            </w:pPr>
+          </w:p>
+        </w:tc>
+      </w:tr>
+    </w:tbl>
+    <w:p>
+      <w:pPr>
+        <w:jc w:val="center"/>
+        <w:rPr>
+          <w:rFonts w:ascii="Times New Roman" w:hAnsi="Times New Roman" w:cs="Times New Roman"/>
+          <w:sz w:val="28"/>
+          <w:szCs w:val="28"/>
+        </w:rPr>
+      </w:pPr>
+      <w:r>
+        <w:rPr>
+          <w:rFonts w:ascii="Times New Roman" w:hAnsi="Times New Roman" w:cs="Times New Roman"/>
+          <w:sz w:val="28"/>
+          <w:szCs w:val="28"/>
+        </w:rPr>
+        <w:t>КРИТЕРИИ УСПЕХА ПРОДУКТА</w:t>
+      </w:r>
+    </w:p>
+    <w:p>
+      <w:pPr>
+        <w:pStyle w:val="a4"/>
+        <w:numPr>
+          <w:ilvl w:val="0"/>
+          <w:numId w:val="1"/>
+        </w:numPr>
+        <w:rPr>
+          <w:rFonts w:ascii="Times New Roman" w:hAnsi="Times New Roman" w:cs="Times New Roman"/>
+          <w:sz w:val="28"/>
+          <w:szCs w:val="28"/>
+        </w:rPr>
+      </w:pPr>
+      <w:r>
+        <w:rPr>
+          <w:rFonts w:ascii="Times New Roman" w:hAnsi="Times New Roman" w:cs="Times New Roman"/>
+          <w:sz w:val="28"/>
+          <w:szCs w:val="28"/>
+        </w:rPr>
+        <w:t>Статья понятна как экспертам, так и неподготовленным людям</w:t>
+      </w:r>
+    </w:p>
+    <w:p>
+      <w:pPr>
+        <w:pStyle w:val="a4"/>
+        <w:numPr>
+          <w:ilvl w:val="0"/>
+          <w:numId w:val="1"/>
+        </w:numPr>
+        <w:rPr>
+          <w:rFonts w:ascii="Times New Roman" w:hAnsi="Times New Roman" w:cs="Times New Roman"/>
+          <w:sz w:val="28"/>
+          <w:szCs w:val="28"/>
+        </w:rPr>
+      </w:pPr>
+      <w:r>
+        <w:rPr>
+          <w:rFonts w:ascii="Times New Roman" w:hAnsi="Times New Roman" w:cs="Times New Roman"/>
+          <w:sz w:val="28"/>
+          <w:szCs w:val="28"/>
+        </w:rPr>
+        <w:t>В статье описаны все главные алгоритмы и приведены их реализации (часть реализаций лежит в дополнительных материалах)</w:t>
+      </w:r>
+    </w:p>
+    <w:p>
+      <w:pPr>
+        <w:pStyle w:val="a4"/>
+        <w:numPr>
+          <w:ilvl w:val="0"/>
+          <w:numId w:val="1"/>
+        </w:numPr>
+        <w:rPr>
+          <w:rFonts w:ascii="Times New Roman" w:hAnsi="Times New Roman" w:cs="Times New Roman"/>
+          <w:sz w:val="28"/>
+          <w:szCs w:val="28"/>
+        </w:rPr>
+      </w:pPr>
+      <w:r>
+        <w:rPr>
+          <w:rFonts w:ascii="Times New Roman" w:hAnsi="Times New Roman" w:cs="Times New Roman"/>
+          <w:sz w:val="28"/>
+          <w:szCs w:val="28"/>
+        </w:rPr>
+        <w:t>После прочтения статьи читатель может воспользоваться её материалами без затруднений</w:t>
+      </w:r>
     </w:p>
     <w:sectPr>
       <w:pgSz w:w="11906" w:h="16838"/>
@@ -44,6 +793,103 @@
     </w:sectPr>
   </w:body>
 </w:document>
+</file>
+
+<file path=word/numbering.xml><?xml version="1.0" encoding="utf-8"?>
+<w:numbering xmlns:wpc="http://schemas.microsoft.com/office/word/2010/wordprocessingCanvas" xmlns:cx="http://schemas.microsoft.com/office/drawing/2014/chartex" xmlns:cx1="http://schemas.microsoft.com/office/drawing/2015/9/8/chartex" xmlns:cx2="http://schemas.microsoft.com/office/drawing/2015/10/21/chartex" xmlns:cx3="http://schemas.microsoft.com/office/drawing/2016/5/9/chartex" xmlns:cx4="http://schemas.microsoft.com/office/drawing/2016/5/10/chartex" xmlns:cx5="http://schemas.microsoft.com/office/drawing/2016/5/11/chartex" xmlns:cx6="http://schemas.microsoft.com/office/drawing/2016/5/12/chartex" xmlns:cx7="http://schemas.microsoft.com/office/drawing/2016/5/13/chartex" xmlns:cx8="http://schemas.microsoft.com/office/drawing/2016/5/14/chartex" xmlns:mc="http://schemas.openxmlformats.org/markup-compatibility/2006" xmlns:aink="http://schemas.microsoft.com/office/drawing/2016/ink" xmlns:am3d="http://schemas.microsoft.com/office/drawing/2017/model3d" xmlns:o="urn:schemas-microsoft-com:office:office" xmlns:r="http://schemas.openxmlformats.org/officeDocument/2006/relationships" xmlns:m="http://schemas.openxmlformats.org/officeDocument/2006/math" xmlns:v="urn:schemas-microsoft-com:vml" xmlns:wp14="http://schemas.microsoft.com/office/word/2010/wordprocessingDrawing" xmlns:wp="http://schemas.openxmlformats.org/drawingml/2006/wordprocessingDrawing" xmlns:w10="urn:schemas-microsoft-com:office:word" xmlns:w="http://schemas.openxmlformats.org/wordprocessingml/2006/main" xmlns:w14="http://schemas.microsoft.com/office/word/2010/wordml" xmlns:w15="http://schemas.microsoft.com/office/word/2012/wordml" xmlns:w16cex="http://schemas.microsoft.com/office/word/2018/wordml/cex" xmlns:w16cid="http://schemas.microsoft.com/office/word/2016/wordml/cid" xmlns:w16="http://schemas.microsoft.com/office/word/2018/wordml" xmlns:w16sdtdh="http://schemas.microsoft.com/office/word/2020/wordml/sdtdatahash" xmlns:w16se="http://schemas.microsoft.com/office/word/2015/wordml/symex" xmlns:wpg="http://schemas.microsoft.com/office/word/2010/wordprocessingGroup" xmlns:wpi="http://schemas.microsoft.com/office/word/2010/wordprocessingInk" xmlns:wne="http://schemas.microsoft.com/office/word/2006/wordml" xmlns:wps="http://schemas.microsoft.com/office/word/2010/wordprocessingShape" mc:Ignorable="w14 w15 w16se w16cid w16 w16cex w16sdtdh wp14">
+  <w:abstractNum w:abstractNumId="0" w15:restartNumberingAfterBreak="0">
+    <w:nsid w:val="13CA4FF5"/>
+    <w:multiLevelType w:val="hybridMultilevel"/>
+    <w:tmpl w:val="E0049022"/>
+    <w:lvl w:ilvl="0" w:tplc="04190011">
+      <w:start w:val="1"/>
+      <w:numFmt w:val="decimal"/>
+      <w:lvlText w:val="%1)"/>
+      <w:lvlJc w:val="left"/>
+      <w:pPr>
+        <w:ind w:left="720" w:hanging="360"/>
+      </w:pPr>
+      <w:rPr>
+        <w:rFonts w:hint="default"/>
+      </w:rPr>
+    </w:lvl>
+    <w:lvl w:ilvl="1" w:tplc="04190019" w:tentative="1">
+      <w:start w:val="1"/>
+      <w:numFmt w:val="lowerLetter"/>
+      <w:lvlText w:val="%2."/>
+      <w:lvlJc w:val="left"/>
+      <w:pPr>
+        <w:ind w:left="1440" w:hanging="360"/>
+      </w:pPr>
+    </w:lvl>
+    <w:lvl w:ilvl="2" w:tplc="0419001B" w:tentative="1">
+      <w:start w:val="1"/>
+      <w:numFmt w:val="lowerRoman"/>
+      <w:lvlText w:val="%3."/>
+      <w:lvlJc w:val="right"/>
+      <w:pPr>
+        <w:ind w:left="2160" w:hanging="180"/>
+      </w:pPr>
+    </w:lvl>
+    <w:lvl w:ilvl="3" w:tplc="0419000F" w:tentative="1">
+      <w:start w:val="1"/>
+      <w:numFmt w:val="decimal"/>
+      <w:lvlText w:val="%4."/>
+      <w:lvlJc w:val="left"/>
+      <w:pPr>
+        <w:ind w:left="2880" w:hanging="360"/>
+      </w:pPr>
+    </w:lvl>
+    <w:lvl w:ilvl="4" w:tplc="04190019" w:tentative="1">
+      <w:start w:val="1"/>
+      <w:numFmt w:val="lowerLetter"/>
+      <w:lvlText w:val="%5."/>
+      <w:lvlJc w:val="left"/>
+      <w:pPr>
+        <w:ind w:left="3600" w:hanging="360"/>
+      </w:pPr>
+    </w:lvl>
+    <w:lvl w:ilvl="5" w:tplc="0419001B" w:tentative="1">
+      <w:start w:val="1"/>
+      <w:numFmt w:val="lowerRoman"/>
+      <w:lvlText w:val="%6."/>
+      <w:lvlJc w:val="right"/>
+      <w:pPr>
+        <w:ind w:left="4320" w:hanging="180"/>
+      </w:pPr>
+    </w:lvl>
+    <w:lvl w:ilvl="6" w:tplc="0419000F" w:tentative="1">
+      <w:start w:val="1"/>
+      <w:numFmt w:val="decimal"/>
+      <w:lvlText w:val="%7."/>
+      <w:lvlJc w:val="left"/>
+      <w:pPr>
+        <w:ind w:left="5040" w:hanging="360"/>
+      </w:pPr>
+    </w:lvl>
+    <w:lvl w:ilvl="7" w:tplc="04190019" w:tentative="1">
+      <w:start w:val="1"/>
+      <w:numFmt w:val="lowerLetter"/>
+      <w:lvlText w:val="%8."/>
+      <w:lvlJc w:val="left"/>
+      <w:pPr>
+        <w:ind w:left="5760" w:hanging="360"/>
+      </w:pPr>
+    </w:lvl>
+    <w:lvl w:ilvl="8" w:tplc="0419001B" w:tentative="1">
+      <w:start w:val="1"/>
+      <w:numFmt w:val="lowerRoman"/>
+      <w:lvlText w:val="%9."/>
+      <w:lvlJc w:val="right"/>
+      <w:pPr>
+        <w:ind w:left="6480" w:hanging="180"/>
+      </w:pPr>
+    </w:lvl>
+  </w:abstractNum>
+  <w:num w:numId="1">
+    <w:abstractNumId w:val="0"/>
+  </w:num>
+</w:numbering>
 </file>
 
 <file path=word/styles.xml><?xml version="1.0" encoding="utf-8"?>
@@ -472,6 +1318,36 @@
     <w:semiHidden/>
     <w:unhideWhenUsed/>
   </w:style>
+  <w:style w:type="table" w:styleId="a3">
+    <w:name w:val="Table Grid"/>
+    <w:basedOn w:val="a1"/>
+    <w:uiPriority w:val="39"/>
+    <w:rsid w:val="007D27D2"/>
+    <w:pPr>
+      <w:spacing w:after="0" w:line="240" w:lineRule="auto"/>
+    </w:pPr>
+    <w:tblPr>
+      <w:tblBorders>
+        <w:top w:val="single" w:sz="4" w:space="0" w:color="auto"/>
+        <w:left w:val="single" w:sz="4" w:space="0" w:color="auto"/>
+        <w:bottom w:val="single" w:sz="4" w:space="0" w:color="auto"/>
+        <w:right w:val="single" w:sz="4" w:space="0" w:color="auto"/>
+        <w:insideH w:val="single" w:sz="4" w:space="0" w:color="auto"/>
+        <w:insideV w:val="single" w:sz="4" w:space="0" w:color="auto"/>
+      </w:tblBorders>
+    </w:tblPr>
+  </w:style>
+  <w:style w:type="paragraph" w:styleId="a4">
+    <w:name w:val="List Paragraph"/>
+    <w:basedOn w:val="a"/>
+    <w:uiPriority w:val="34"/>
+    <w:qFormat/>
+    <w:rsid w:val="00A059E2"/>
+    <w:pPr>
+      <w:ind w:left="720"/>
+      <w:contextualSpacing/>
+    </w:pPr>
+  </w:style>
 </w:styles>
 </file>
 
